--- a/manuscript/plos_one_innovation_20261017/S1_Supplementary_Methods.docx
+++ b/manuscript/plos_one_innovation_20261017/S1_Supplementary_Methods.docx
@@ -693,27 +693,27 @@
         <w:t xml:space="preserve">]</w:t>
       </w:r>
       <w:r>
-        <w:t xml:space="preserve">. According to the author’s report, the research administration office at Chongqing Medical University confirmed on 16 October 2026 that this secondary analysis is exempt from additional ethical review under Article 32, item (1), of the 2023 Chinese ethics-review measures</w:t>
-      </w:r>
-      <w:r>
-        <w:t xml:space="preserve"> </w:t>
-      </w:r>
-      <w:r>
-        <w:t xml:space="preserve">[</w:t>
+        <w:t xml:space="preserve">. The present secondary analysis was exempt from additional ethical review under Article 32, item (1), of China’s Measures</w:t>
+      </w:r>
+      <w:r>
+        <w:t xml:space="preserve"> </w:t>
+      </w:r>
+      <w:r>
+        <w:t xml:space="preserve">for</w:t>
       </w:r>
       <w:hyperlink w:anchor="ref-china2023ethics">
         <w:r>
           <w:rPr>
             <w:rStyle w:val="Hyperlink"/>
           </w:rPr>
-          <w:t xml:space="preserve">2</w:t>
+          <w:t xml:space="preserve"/>
         </w:r>
       </w:hyperlink>
       <w:r>
-        <w:t xml:space="preserve">]</w:t>
-      </w:r>
-      <w:r>
-        <w:t xml:space="preserve">; no reference number was issued. The</w:t>
+        <w:t xml:space="preserve"/>
+      </w:r>
+      <w:r>
+        <w:t xml:space="preserve"> Ethical Review of Life Science and Medical Research Involving Human Participants (2023) [2]. It used lawfully obtained publicly available data, caused no harm to participants, and did not involve sensitive personal information or commercial interests. The current</w:t>
       </w:r>
       <w:r>
         <w:t xml:space="preserve"> </w:t>
@@ -723,14 +723,14 @@
           <w:rPr>
             <w:rStyle w:val="Hyperlink"/>
           </w:rPr>
-          <w:t xml:space="preserve">ethics-statement record</w:t>
+          <w:t xml:space="preserve">ethics statement repor</w:t>
         </w:r>
       </w:hyperlink>
       <w:r>
-        <w:t xml:space="preserve"> </w:t>
-      </w:r>
-      <w:r>
-        <w:t xml:space="preserve">documents the reported confirmation separately from the original collection.</w:t>
+        <w:t xml:space="preserve"/>
+      </w:r>
+      <w:r>
+        <w:t xml:space="preserve">ts the regulatory basis separately from the original collection ethics.</w:t>
       </w:r>
     </w:p>
     <w:bookmarkEnd w:id="21"/>
@@ -7233,7 +7233,7 @@
         <w:widowControl/>
       </w:pPr>
       <w:r>
-        <w:t xml:space="preserve">The post-review tests use saved participant endpoints and were specified after the original results had been observed. They supplement the original effect estimates under the retained comparison hierarchy.</w:t>
+        <w:t xml:space="preserve">The post-hoc exploratory tests use saved participant endpoints and were specified after the original results had been observed. They supplement the original effect estimates under the retained comparison hierarchy.</w:t>
       </w:r>
     </w:p>
     <w:p>
@@ -9462,7 +9462,7 @@
         <w:rPr>
           <w:sz w:val="21"/>
         </w:rPr>
-        <w:t xml:space="preserve">	</w:t>
+        <w:t xml:space="preserve">	EEG event codebook: </w:t>
       </w:r>
       <w:r>
         <w:rPr>
@@ -9474,7 +9474,7 @@
         <w:rPr>
           <w:sz w:val="21"/>
         </w:rPr>
-        <w:t xml:space="preserve">. Author-supplied codebook in the TransLearning repository; Available:</w:t>
+        <w:t xml:space="preserve">. TransLearning repository [Internet]; GitHub; [cited 19 Oct 2026]. Available:</w:t>
       </w:r>
       <w:r>
         <w:rPr>
